--- a/zht/docx/28.content.docx
+++ b/zht/docx/28.content.docx
@@ -136,13 +136,6 @@
         <w:rPr>
           <w:lang w:val="zh_TW" w:bidi="zh_TW"/>
         </w:rPr>
-      </w:r>
-      <w:r>
-        <w:rPr>
-          <w:i/>
-          <w:lang w:val="zh_TW" w:bidi="zh_TW"/>
-        </w:rPr>
-        <w:t>何西阿書 1:2, 何西阿書 1:4, 何西阿書 1:7, 何西阿書 1:9, 何西阿書 1:10, 何西阿書 2:2–3, 何西阿書 2:4, 何西阿書 2:7, 何西阿書 2:8, 何西阿書 2:10, 何西阿書 2:12, 何西阿書 2:15, 何西阿書 2:16, 何西阿書 2:18, 何西阿書 2:19, 何西阿書 2:22, 何西阿書 2:23, 何西阿書 3:1, 何西阿書 3:2, 何西阿書 3:4–5, 何西阿書 4:1, 何西阿書 4:3, 何西阿書 4:5, 何西阿書 4:6, 何西阿書 4:9, 何西阿書 4:11, 何西阿書 4:14, 何西阿書 4:15, 何西阿書 4:18, 何西阿書 5:2, 何西阿書 5:4, 何西阿書 5:6, 何西阿書 5:9, 何西阿書 5:10, 何西阿書 5:13, 何西阿書 5:15, 何西阿書 6:1, 何西阿書 6:2, 何西阿書 6:4, 何西阿書 6:6, 何西阿書 6:9, 何西阿書 6:11, 何西阿書 7:2, 何西阿書 7:3, 何西阿書 7:6, 何西阿書 7:9, 何西阿書 7:11, 何西阿書 7:13, 何西阿書 7:14, 何西阿書 7:16, 何西阿書 8:1, 何西阿書 8:4, 何西阿書 8:7, 何西阿書 8:10, 何西阿書 8:12, 何西阿書 8:13, 何西阿書 9:1, 何西阿書 9:4, 何西阿書 9:6, 何西阿書 9:7, 何西阿書 9:8, 何西阿書 9:10, 何西阿書 9:11, 何西阿書 9:14, 何西阿書 9:15, 何西阿書 9:16, 何西阿書 10:1, 何西阿書 10:4, 何西阿書 10:6, 何西阿書 10:8, 何西阿書 10:11, 何西阿書 10:12, 何西阿書 10:14, 何西阿書 11:1, 何西阿書 11:3, 何西阿書 11:7, 何西阿書 11:9, 何西阿書 11:10–11, 何西阿書 11:12, 何西阿書 12:2, 何西阿書 12:3, 何西阿書 12:6, 何西阿書 12:8, 何西阿書 12:9, 何西阿書 12:11, 何西阿書 12:13, 何西阿書 13:1, 何西阿書 13:3, 何西阿書 13:6, 何西阿書 13:8, 何西阿書 13:9, 何西阿書 13:13, 何西阿書 13:14, 何西阿書 13:15, 何西阿書 13:16, 何西阿書 14:1, 何西阿書 14:3, 何西阿書 14:4, 何西阿書 14:7, 何西阿書 14:9</w:t>
       </w:r>
       <w:r>
         <w:rPr>

--- a/zht/docx/28.content.docx
+++ b/zht/docx/28.content.docx
@@ -123,19 +123,6 @@
           <w:lang w:val="zh_TW" w:bidi="zh_TW"/>
         </w:rPr>
         <w:t>HOS</w:t>
-      </w:r>
-      <w:r>
-        <w:rPr>
-          <w:lang w:val="zh_TW" w:bidi="zh_TW"/>
-        </w:rPr>
-      </w:r>
-    </w:p>
-    <w:p>
-      <w:pPr/>
-      <w:r>
-        <w:rPr>
-          <w:lang w:val="zh_TW" w:bidi="zh_TW"/>
-        </w:rPr>
       </w:r>
       <w:r>
         <w:rPr>

--- a/zht/docx/28.content.docx
+++ b/zht/docx/28.content.docx
@@ -19,7 +19,7 @@
         <w:rPr>
           <w:lang w:val="zh_TW" w:bidi="zh_TW"/>
         </w:rPr>
-        <w:t>Resource: 翻譯問題 (unfoldingWord)</w:t>
+        <w:t>Resource: unfoldingWord® Translation Questions</w:t>
       </w:r>
       <w:r>
         <w:rPr>
@@ -85,7 +85,7 @@
         <w:rPr>
           <w:lang w:val="zh_TW" w:bidi="zh_TW"/>
         </w:rPr>
-        <w:t>翻譯問題 (unfoldingWord)</w:t>
+        <w:t>unfoldingWord® Translation Questions</w:t>
       </w:r>
     </w:p>
     <w:p>
